--- a/docs/word/Munazzim_TRL_6_Assessment.docx
+++ b/docs/word/Munazzim_TRL_6_Assessment.docx
@@ -4,7 +4,7 @@
   <w:body>
     <w:p>
       <w:pPr>
-        <w:jc w:val="center"/>
+        <w:bidi w:val="0"/>
         <w:rPr>
           <w:rFonts w:ascii="Aptos Display" w:hAnsi="Aptos Display"/>
           <w:b/>
@@ -12,6 +12,7 @@
           <w:sz w:val="52"/>
         </w:rPr>
       </w:pPr>
+      <w:proofErr w:type="spellStart"/>
       <w:r>
         <w:rPr>
           <w:rFonts w:ascii="Aptos Display" w:hAnsi="Aptos Display"/>
@@ -19,24 +20,34 @@
           <w:color w:val="173A6F"/>
           <w:sz w:val="52"/>
         </w:rPr>
-        <w:t>Munazzim AI Time Manager: TRL 6 Assessment</w:t>
-      </w:r>
-    </w:p>
-    <w:p>
-      <w:pPr>
-        <w:jc w:val="center"/>
+        <w:t>Munazzim</w:t>
+      </w:r>
+      <w:proofErr w:type="spellEnd"/>
+      <w:r>
         <w:rPr>
           <w:rFonts w:ascii="Aptos Display" w:hAnsi="Aptos Display"/>
           <w:b/>
           <w:color w:val="173A6F"/>
           <w:sz w:val="52"/>
-          <w:rtl/>
-        </w:rPr>
-      </w:pPr>
-    </w:p>
-    <w:p>
-      <w:pPr>
-        <w:jc w:val="center"/>
+        </w:rPr>
+        <w:t xml:space="preserve"> AI Time Manager: TRL 6 Assessment</w:t>
+      </w:r>
+    </w:p>
+    <w:p>
+      <w:pPr>
+        <w:bidi w:val="0"/>
+        <w:rPr>
+          <w:rFonts w:ascii="Aptos Display" w:hAnsi="Aptos Display"/>
+          <w:b/>
+          <w:color w:val="173A6F"/>
+          <w:sz w:val="52"/>
+          <w:rtl/>
+        </w:rPr>
+      </w:pPr>
+    </w:p>
+    <w:p>
+      <w:pPr>
+        <w:bidi w:val="0"/>
         <w:rPr>
           <w:color w:val="404040"/>
           <w:sz w:val="28"/>
@@ -52,7 +63,7 @@
     </w:p>
     <w:p>
       <w:pPr>
-        <w:jc w:val="center"/>
+        <w:bidi w:val="0"/>
         <w:rPr>
           <w:color w:val="404040"/>
           <w:sz w:val="28"/>
@@ -62,7 +73,7 @@
     </w:p>
     <w:p>
       <w:pPr>
-        <w:jc w:val="center"/>
+        <w:bidi w:val="0"/>
         <w:rPr>
           <w:b/>
           <w:color w:val="CC6600"/>
@@ -80,7 +91,7 @@
     </w:p>
     <w:p>
       <w:pPr>
-        <w:jc w:val="center"/>
+        <w:bidi w:val="0"/>
         <w:rPr>
           <w:b/>
           <w:color w:val="CC6600"/>
@@ -91,89 +102,100 @@
     </w:p>
     <w:p>
       <w:pPr>
-        <w:jc w:val="center"/>
+        <w:bidi w:val="0"/>
         <w:rPr>
           <w:color w:val="606060"/>
           <w:sz w:val="22"/>
         </w:rPr>
       </w:pPr>
+      <w:proofErr w:type="spellStart"/>
       <w:r>
         <w:rPr>
           <w:color w:val="606060"/>
           <w:sz w:val="22"/>
         </w:rPr>
-        <w:t>Munazzim AI Time Manager</w:t>
-      </w:r>
-    </w:p>
-    <w:p>
-      <w:pPr>
-        <w:jc w:val="center"/>
+        <w:t>Munazzim</w:t>
+      </w:r>
+      <w:proofErr w:type="spellEnd"/>
+      <w:r>
         <w:rPr>
           <w:color w:val="606060"/>
           <w:sz w:val="22"/>
         </w:rPr>
-      </w:pPr>
-      <w:r>
+        <w:t xml:space="preserve"> AI Time Manager</w:t>
+      </w:r>
+    </w:p>
+    <w:p>
+      <w:pPr>
+        <w:bidi w:val="0"/>
         <w:rPr>
           <w:color w:val="606060"/>
           <w:sz w:val="22"/>
         </w:rPr>
-        <w:t>Technical Documentation Set</w:t>
-      </w:r>
-    </w:p>
-    <w:p>
-      <w:pPr>
-        <w:jc w:val="center"/>
+      </w:pPr>
+      <w:r>
         <w:rPr>
           <w:color w:val="606060"/>
           <w:sz w:val="22"/>
-          <w:rtl/>
-        </w:rPr>
-      </w:pPr>
-    </w:p>
-    <w:p>
-      <w:pPr>
-        <w:jc w:val="center"/>
+        </w:rPr>
+        <w:t>Technical Documentation Set</w:t>
+      </w:r>
+    </w:p>
+    <w:p>
+      <w:pPr>
+        <w:bidi w:val="0"/>
         <w:rPr>
           <w:color w:val="606060"/>
           <w:sz w:val="22"/>
-        </w:rPr>
-      </w:pPr>
-      <w:r>
+          <w:rtl/>
+        </w:rPr>
+      </w:pPr>
+    </w:p>
+    <w:p>
+      <w:pPr>
+        <w:bidi w:val="0"/>
         <w:rPr>
           <w:color w:val="606060"/>
           <w:sz w:val="22"/>
-          <w:rtl/>
-        </w:rPr>
-        <w:t xml:space="preserve">31 </w:t>
-      </w:r>
+        </w:rPr>
+      </w:pPr>
       <w:r>
         <w:rPr>
           <w:color w:val="606060"/>
           <w:sz w:val="22"/>
-        </w:rPr>
-        <w:t>August 2026</w:t>
-      </w:r>
-    </w:p>
-    <w:p>
-      <w:pPr>
-        <w:spacing w:after="160"/>
+          <w:rtl/>
+        </w:rPr>
+        <w:t xml:space="preserve">31 </w:t>
+      </w:r>
+      <w:r>
         <w:rPr>
           <w:color w:val="606060"/>
           <w:sz w:val="22"/>
         </w:rPr>
-      </w:pPr>
-      <w:r>
+        <w:t>August 2026</w:t>
+      </w:r>
+    </w:p>
+    <w:p>
+      <w:pPr>
+        <w:bidi w:val="0"/>
+        <w:spacing w:after="160"/>
         <w:rPr>
           <w:color w:val="606060"/>
           <w:sz w:val="22"/>
         </w:rPr>
+      </w:pPr>
+      <w:r>
+        <w:rPr>
+          <w:color w:val="606060"/>
+          <w:sz w:val="22"/>
+        </w:rPr>
         <w:br w:type="page"/>
       </w:r>
     </w:p>
     <w:p>
       <w:pPr>
         <w:pStyle w:val="Title"/>
+        <w:bidi w:val="0"/>
         <w:rPr>
           <w:rFonts w:ascii="Aptos Display" w:hAnsi="Aptos Display"/>
           <w:b/>
@@ -198,6 +220,7 @@
         <w:tabs>
           <w:tab w:val="right" w:leader="dot" w:pos="9458"/>
         </w:tabs>
+        <w:bidi w:val="0"/>
         <w:rPr>
           <w:rFonts w:asciiTheme="minorHAnsi" w:eastAsiaTheme="minorEastAsia" w:hAnsiTheme="minorHAnsi"/>
           <w:noProof/>
@@ -330,6 +353,7 @@
         <w:tabs>
           <w:tab w:val="right" w:leader="dot" w:pos="9458"/>
         </w:tabs>
+        <w:bidi w:val="0"/>
         <w:rPr>
           <w:rFonts w:asciiTheme="minorHAnsi" w:eastAsiaTheme="minorEastAsia" w:hAnsiTheme="minorHAnsi"/>
           <w:noProof/>
@@ -426,6 +450,7 @@
         <w:tabs>
           <w:tab w:val="right" w:leader="dot" w:pos="9458"/>
         </w:tabs>
+        <w:bidi w:val="0"/>
         <w:rPr>
           <w:rFonts w:asciiTheme="minorHAnsi" w:eastAsiaTheme="minorEastAsia" w:hAnsiTheme="minorHAnsi"/>
           <w:noProof/>
@@ -522,6 +547,7 @@
         <w:tabs>
           <w:tab w:val="right" w:leader="dot" w:pos="9458"/>
         </w:tabs>
+        <w:bidi w:val="0"/>
         <w:rPr>
           <w:rFonts w:asciiTheme="minorHAnsi" w:eastAsiaTheme="minorEastAsia" w:hAnsiTheme="minorHAnsi"/>
           <w:noProof/>
@@ -618,6 +644,7 @@
         <w:tabs>
           <w:tab w:val="right" w:leader="dot" w:pos="9458"/>
         </w:tabs>
+        <w:bidi w:val="0"/>
         <w:rPr>
           <w:rFonts w:asciiTheme="minorHAnsi" w:eastAsiaTheme="minorEastAsia" w:hAnsiTheme="minorHAnsi"/>
           <w:noProof/>
@@ -714,6 +741,7 @@
         <w:tabs>
           <w:tab w:val="right" w:leader="dot" w:pos="9458"/>
         </w:tabs>
+        <w:bidi w:val="0"/>
         <w:rPr>
           <w:rFonts w:asciiTheme="minorHAnsi" w:eastAsiaTheme="minorEastAsia" w:hAnsiTheme="minorHAnsi"/>
           <w:noProof/>
@@ -810,6 +838,7 @@
         <w:tabs>
           <w:tab w:val="right" w:leader="dot" w:pos="9458"/>
         </w:tabs>
+        <w:bidi w:val="0"/>
         <w:rPr>
           <w:rFonts w:asciiTheme="minorHAnsi" w:eastAsiaTheme="minorEastAsia" w:hAnsiTheme="minorHAnsi"/>
           <w:noProof/>
@@ -906,6 +935,7 @@
         <w:tabs>
           <w:tab w:val="right" w:leader="dot" w:pos="9458"/>
         </w:tabs>
+        <w:bidi w:val="0"/>
         <w:rPr>
           <w:rFonts w:asciiTheme="minorHAnsi" w:eastAsiaTheme="minorEastAsia" w:hAnsiTheme="minorHAnsi"/>
           <w:noProof/>
@@ -1002,6 +1032,7 @@
         <w:tabs>
           <w:tab w:val="right" w:leader="dot" w:pos="9458"/>
         </w:tabs>
+        <w:bidi w:val="0"/>
         <w:rPr>
           <w:rFonts w:asciiTheme="minorHAnsi" w:eastAsiaTheme="minorEastAsia" w:hAnsiTheme="minorHAnsi"/>
           <w:noProof/>
@@ -1098,6 +1129,7 @@
         <w:tabs>
           <w:tab w:val="right" w:leader="dot" w:pos="9458"/>
         </w:tabs>
+        <w:bidi w:val="0"/>
         <w:rPr>
           <w:rFonts w:asciiTheme="minorHAnsi" w:eastAsiaTheme="minorEastAsia" w:hAnsiTheme="minorHAnsi"/>
           <w:noProof/>
@@ -1194,6 +1226,7 @@
         <w:tabs>
           <w:tab w:val="right" w:leader="dot" w:pos="9458"/>
         </w:tabs>
+        <w:bidi w:val="0"/>
         <w:rPr>
           <w:rFonts w:asciiTheme="minorHAnsi" w:eastAsiaTheme="minorEastAsia" w:hAnsiTheme="minorHAnsi"/>
           <w:noProof/>
@@ -1290,6 +1323,7 @@
         <w:tabs>
           <w:tab w:val="right" w:leader="dot" w:pos="9458"/>
         </w:tabs>
+        <w:bidi w:val="0"/>
         <w:rPr>
           <w:rFonts w:asciiTheme="minorHAnsi" w:eastAsiaTheme="minorEastAsia" w:hAnsiTheme="minorHAnsi"/>
           <w:noProof/>
@@ -1386,6 +1420,7 @@
         <w:tabs>
           <w:tab w:val="right" w:leader="dot" w:pos="9458"/>
         </w:tabs>
+        <w:bidi w:val="0"/>
         <w:rPr>
           <w:rFonts w:asciiTheme="minorHAnsi" w:eastAsiaTheme="minorEastAsia" w:hAnsiTheme="minorHAnsi"/>
           <w:noProof/>
@@ -1482,6 +1517,7 @@
         <w:tabs>
           <w:tab w:val="right" w:leader="dot" w:pos="9458"/>
         </w:tabs>
+        <w:bidi w:val="0"/>
         <w:rPr>
           <w:rFonts w:asciiTheme="minorHAnsi" w:eastAsiaTheme="minorEastAsia" w:hAnsiTheme="minorHAnsi"/>
           <w:noProof/>
@@ -1578,6 +1614,7 @@
         <w:tabs>
           <w:tab w:val="right" w:leader="dot" w:pos="9458"/>
         </w:tabs>
+        <w:bidi w:val="0"/>
         <w:rPr>
           <w:rFonts w:asciiTheme="minorHAnsi" w:eastAsiaTheme="minorEastAsia" w:hAnsiTheme="minorHAnsi"/>
           <w:noProof/>
@@ -1674,6 +1711,7 @@
         <w:tabs>
           <w:tab w:val="right" w:leader="dot" w:pos="9458"/>
         </w:tabs>
+        <w:bidi w:val="0"/>
         <w:rPr>
           <w:rFonts w:asciiTheme="minorHAnsi" w:eastAsiaTheme="minorEastAsia" w:hAnsiTheme="minorHAnsi"/>
           <w:noProof/>
@@ -1770,6 +1808,7 @@
         <w:tabs>
           <w:tab w:val="right" w:leader="dot" w:pos="9458"/>
         </w:tabs>
+        <w:bidi w:val="0"/>
         <w:rPr>
           <w:rFonts w:asciiTheme="minorHAnsi" w:eastAsiaTheme="minorEastAsia" w:hAnsiTheme="minorHAnsi"/>
           <w:noProof/>
@@ -1866,6 +1905,7 @@
         <w:tabs>
           <w:tab w:val="right" w:leader="dot" w:pos="9458"/>
         </w:tabs>
+        <w:bidi w:val="0"/>
         <w:rPr>
           <w:rFonts w:asciiTheme="minorHAnsi" w:eastAsiaTheme="minorEastAsia" w:hAnsiTheme="minorHAnsi"/>
           <w:noProof/>
@@ -1962,6 +2002,7 @@
         <w:tabs>
           <w:tab w:val="right" w:leader="dot" w:pos="9458"/>
         </w:tabs>
+        <w:bidi w:val="0"/>
         <w:rPr>
           <w:rFonts w:asciiTheme="minorHAnsi" w:eastAsiaTheme="minorEastAsia" w:hAnsiTheme="minorHAnsi"/>
           <w:noProof/>
@@ -2058,6 +2099,7 @@
         <w:tabs>
           <w:tab w:val="right" w:leader="dot" w:pos="9458"/>
         </w:tabs>
+        <w:bidi w:val="0"/>
         <w:rPr>
           <w:rFonts w:asciiTheme="minorHAnsi" w:eastAsiaTheme="minorEastAsia" w:hAnsiTheme="minorHAnsi"/>
           <w:noProof/>
@@ -2150,6 +2192,7 @@
     </w:p>
     <w:p>
       <w:pPr>
+        <w:bidi w:val="0"/>
         <w:rPr>
           <w:rtl/>
         </w:rPr>
@@ -2163,6 +2206,7 @@
     </w:p>
     <w:p>
       <w:pPr>
+        <w:bidi w:val="0"/>
         <w:spacing w:after="160"/>
         <w:rPr>
           <w:rtl/>
@@ -2178,7 +2222,7 @@
     <w:p>
       <w:pPr>
         <w:pStyle w:val="Heading1"/>
-        <w:jc w:val="right"/>
+        <w:bidi w:val="0"/>
         <w:rPr>
           <w:rFonts w:ascii="Aptos" w:hAnsi="Aptos"/>
         </w:rPr>
@@ -2195,7 +2239,7 @@
     </w:p>
     <w:p>
       <w:pPr>
-        <w:jc w:val="right"/>
+        <w:bidi w:val="0"/>
         <w:rPr>
           <w:rtl/>
         </w:rPr>
@@ -2204,16 +2248,13 @@
         <w:t>TRL 6 requires a representative system or subsystem prototype demonstrated in a relevant environment. The prototype must do more than run in a laboratory: critical functions must meet defined criteria under conditions representative of intended operation</w:t>
       </w:r>
       <w:r>
-        <w:rPr>
-          <w:rtl/>
-        </w:rPr>
         <w:t>.</w:t>
       </w:r>
     </w:p>
     <w:p>
       <w:pPr>
         <w:pStyle w:val="Heading1"/>
-        <w:jc w:val="right"/>
+        <w:bidi w:val="0"/>
         <w:rPr>
           <w:rFonts w:ascii="Aptos" w:hAnsi="Aptos"/>
         </w:rPr>
@@ -2229,25 +2270,19 @@
     </w:p>
     <w:p>
       <w:pPr>
-        <w:jc w:val="right"/>
-        <w:rPr>
-          <w:rtl/>
-        </w:rPr>
+        <w:bidi w:val="0"/>
       </w:pPr>
       <w:r>
         <w:t>The purpose is to reduce system-level readiness risk by demonstrating the representative prototype, including its external dependencies, security boundary, degraded modes, and operational recovery</w:t>
       </w:r>
       <w:r>
-        <w:rPr>
-          <w:rtl/>
-        </w:rPr>
         <w:t>.</w:t>
       </w:r>
     </w:p>
     <w:p>
       <w:pPr>
         <w:pStyle w:val="Heading1"/>
-        <w:jc w:val="right"/>
+        <w:bidi w:val="0"/>
         <w:rPr>
           <w:rFonts w:ascii="Aptos" w:hAnsi="Aptos"/>
         </w:rPr>
@@ -2264,6 +2299,7 @@
     <w:p>
       <w:pPr>
         <w:pStyle w:val="ListBullet"/>
+        <w:bidi w:val="0"/>
       </w:pPr>
       <w:r>
         <w:t>Completed TRL 5 relevant-environment validation</w:t>
@@ -2278,6 +2314,7 @@
     <w:p>
       <w:pPr>
         <w:pStyle w:val="ListBullet"/>
+        <w:bidi w:val="0"/>
       </w:pPr>
       <w:r>
         <w:t>A frozen representative prototype configuration</w:t>
@@ -2292,6 +2329,7 @@
     <w:p>
       <w:pPr>
         <w:pStyle w:val="ListBullet"/>
+        <w:bidi w:val="0"/>
       </w:pPr>
       <w:r>
         <w:t>Approved demonstration plan and acceptance criteria</w:t>
@@ -2306,6 +2344,7 @@
     <w:p>
       <w:pPr>
         <w:pStyle w:val="ListBullet"/>
+        <w:bidi w:val="0"/>
       </w:pPr>
       <w:r>
         <w:t>End-to-end normal, degraded, and recovery demonstrations</w:t>
@@ -2320,6 +2359,7 @@
     <w:p>
       <w:pPr>
         <w:pStyle w:val="ListBullet"/>
+        <w:bidi w:val="0"/>
       </w:pPr>
       <w:r>
         <w:t>Measured correctness, latency, reliability, data-integrity, and security results</w:t>
@@ -2334,6 +2374,7 @@
     <w:p>
       <w:pPr>
         <w:pStyle w:val="ListBullet"/>
+        <w:bidi w:val="0"/>
       </w:pPr>
       <w:r>
         <w:t>Traceable artifacts and independent technical review</w:t>
@@ -2348,41 +2389,75 @@
     <w:p>
       <w:pPr>
         <w:pStyle w:val="Heading1"/>
-        <w:jc w:val="right"/>
+        <w:bidi w:val="0"/>
         <w:rPr>
           <w:rFonts w:ascii="Aptos" w:hAnsi="Aptos"/>
         </w:rPr>
       </w:pPr>
       <w:bookmarkStart w:id="3" w:name="_Toc239067984"/>
+      <w:proofErr w:type="spellStart"/>
       <w:r>
         <w:rPr>
           <w:rFonts w:ascii="Aptos" w:hAnsi="Aptos"/>
         </w:rPr>
-        <w:t>Munazzim Evidence Currently Available</w:t>
+        <w:t>Munazzim</w:t>
+      </w:r>
+      <w:proofErr w:type="spellEnd"/>
+      <w:r>
+        <w:rPr>
+          <w:rFonts w:ascii="Aptos" w:hAnsi="Aptos"/>
+        </w:rPr>
+        <w:t xml:space="preserve"> Evidence Currently Available</w:t>
       </w:r>
       <w:bookmarkEnd w:id="3"/>
     </w:p>
     <w:p>
       <w:pPr>
-        <w:jc w:val="right"/>
-        <w:rPr>
-          <w:rtl/>
-        </w:rPr>
-      </w:pPr>
-      <w:r>
-        <w:t>Munazzim has a substantial integrated prototype and credible Windows and Ubuntu demonstrations. The Ubuntu laboratory stack supported local and ngrok remote access, application AI workflows, emulator persistence, and tested defensive behavior. This is stronger than source-only evidence, but the system is not yet representative in identity, persistence, calendar integration, recovery, or operational qualification</w:t>
-      </w:r>
-      <w:r>
-        <w:rPr>
-          <w:rtl/>
-        </w:rPr>
+        <w:bidi w:val="0"/>
+        <w:rPr>
+          <w:rtl/>
+        </w:rPr>
+      </w:pPr>
+      <w:proofErr w:type="spellStart"/>
+      <w:r>
+        <w:t>Munazzim</w:t>
+      </w:r>
+      <w:proofErr w:type="spellEnd"/>
+      <w:r>
+        <w:t xml:space="preserve"> has </w:t>
+      </w:r>
+      <w:proofErr w:type="gramStart"/>
+      <w:r>
+        <w:t>a substantial integrated prototype</w:t>
+      </w:r>
+      <w:proofErr w:type="gramEnd"/>
+      <w:r>
+        <w:t xml:space="preserve"> and credible Windows and Ubuntu demonstrations. The Ubuntu laboratory stack supported local and </w:t>
+      </w:r>
+      <w:proofErr w:type="spellStart"/>
+      <w:r>
+        <w:t>ngrok</w:t>
+      </w:r>
+      <w:proofErr w:type="spellEnd"/>
+      <w:r>
+        <w:t xml:space="preserve"> remote access, application AI workflows, emulator persistence, and tested defensive behavior. This is stronger than source-only evidence, but the system is not yet representative </w:t>
+      </w:r>
+      <w:proofErr w:type="gramStart"/>
+      <w:r>
+        <w:t>in</w:t>
+      </w:r>
+      <w:proofErr w:type="gramEnd"/>
+      <w:r>
+        <w:t xml:space="preserve"> identity, persistence, calendar integration, recovery, or operational qualification</w:t>
+      </w:r>
+      <w:r>
         <w:t>.</w:t>
       </w:r>
     </w:p>
     <w:p>
       <w:pPr>
         <w:pStyle w:val="Heading1"/>
-        <w:jc w:val="right"/>
+        <w:bidi w:val="0"/>
         <w:rPr>
           <w:rFonts w:ascii="Aptos" w:hAnsi="Aptos"/>
         </w:rPr>
@@ -2398,13 +2473,18 @@
     </w:p>
     <w:p>
       <w:pPr>
-        <w:jc w:val="right"/>
-        <w:rPr>
-          <w:rtl/>
-        </w:rPr>
-      </w:pPr>
-      <w:r>
-        <w:t>The repository contains the major prototype modules and deployment-related assets. It also directly shows that request identity is hardcoded, server persistence is emulator-bound, calendar synchronization is mocked, health is static, and duplicate checks</w:t>
+        <w:bidi w:val="0"/>
+      </w:pPr>
+      <w:r>
+        <w:t xml:space="preserve">The repository contains </w:t>
+      </w:r>
+      <w:proofErr w:type="gramStart"/>
+      <w:r>
+        <w:t>the major</w:t>
+      </w:r>
+      <w:proofErr w:type="gramEnd"/>
+      <w:r>
+        <w:t xml:space="preserve"> prototype modules and deployment-related assets. It also directly shows that request identity is hardcoded, server persistence is emulator-bound, calendar synchronization is mocked, health is static, and duplicate checks</w:t>
       </w:r>
       <w:r>
         <w:rPr>
@@ -2416,16 +2496,13 @@
         <w:t>are not transactional. These are system-representativeness gaps, not merely missing documentation</w:t>
       </w:r>
       <w:r>
-        <w:rPr>
-          <w:rtl/>
-        </w:rPr>
         <w:t>.</w:t>
       </w:r>
     </w:p>
     <w:p>
       <w:pPr>
         <w:pStyle w:val="Heading1"/>
-        <w:jc w:val="right"/>
+        <w:bidi w:val="0"/>
         <w:rPr>
           <w:rFonts w:ascii="Aptos" w:hAnsi="Aptos"/>
         </w:rPr>
@@ -2441,7 +2518,7 @@
     </w:p>
     <w:p>
       <w:pPr>
-        <w:jc w:val="right"/>
+        <w:bidi w:val="0"/>
         <w:rPr>
           <w:rtl/>
         </w:rPr>
@@ -2450,16 +2527,13 @@
         <w:t>AI Assistant, repeated AI Performance, task and appointment persistence, validation/sanitization, duplicate behavior, and backup creation have functional evidence. There is no complete prototype acceptance campaign, sustained-use result, concurrent-user test, production dependency test, or restore demonstration</w:t>
       </w:r>
       <w:r>
-        <w:rPr>
-          <w:rtl/>
-        </w:rPr>
         <w:t>.</w:t>
       </w:r>
     </w:p>
     <w:p>
       <w:pPr>
         <w:pStyle w:val="Heading1"/>
-        <w:jc w:val="right"/>
+        <w:bidi w:val="0"/>
         <w:rPr>
           <w:rFonts w:ascii="Aptos" w:hAnsi="Aptos"/>
         </w:rPr>
@@ -2475,25 +2549,19 @@
     </w:p>
     <w:p>
       <w:pPr>
-        <w:jc w:val="right"/>
-        <w:rPr>
-          <w:rtl/>
-        </w:rPr>
+        <w:bidi w:val="0"/>
       </w:pPr>
       <w:r>
         <w:t>Windows local operation was demonstrated, including fallback behavior when Qwen was unreachable. This contributes environment and degradation evidence but does not establish representative production operation</w:t>
       </w:r>
       <w:r>
-        <w:rPr>
-          <w:rtl/>
-        </w:rPr>
         <w:t>.</w:t>
       </w:r>
     </w:p>
     <w:p>
       <w:pPr>
         <w:pStyle w:val="Heading1"/>
-        <w:jc w:val="right"/>
+        <w:bidi w:val="0"/>
         <w:rPr>
           <w:rFonts w:ascii="Aptos" w:hAnsi="Aptos"/>
         </w:rPr>
@@ -2510,25 +2578,38 @@
     </w:p>
     <w:p>
       <w:pPr>
-        <w:jc w:val="right"/>
-        <w:rPr>
-          <w:rtl/>
-        </w:rPr>
-      </w:pPr>
-      <w:r>
-        <w:t>Next.js, both Firebase emulators, Ollama, and ngrok ran together, and the application was used locally and remotely. This is a valid laboratory prototype demonstration. It is not by itself a qualifying TRL 6 relevant-environment demonstration</w:t>
-      </w:r>
-      <w:r>
-        <w:rPr>
-          <w:rtl/>
-        </w:rPr>
+        <w:bidi w:val="0"/>
+        <w:rPr>
+          <w:rtl/>
+        </w:rPr>
+      </w:pPr>
+      <w:r>
+        <w:t xml:space="preserve">Next.js, both Firebase emulators, </w:t>
+      </w:r>
+      <w:proofErr w:type="spellStart"/>
+      <w:r>
+        <w:t>Ollama</w:t>
+      </w:r>
+      <w:proofErr w:type="spellEnd"/>
+      <w:r>
+        <w:t xml:space="preserve">, and </w:t>
+      </w:r>
+      <w:proofErr w:type="spellStart"/>
+      <w:r>
+        <w:t>ngrok</w:t>
+      </w:r>
+      <w:proofErr w:type="spellEnd"/>
+      <w:r>
+        <w:t xml:space="preserve"> ran together, and the application was used locally and remotely. This is a valid laboratory prototype demonstration. It is not by itself a qualifying TRL 6 relevant-environment demonstration</w:t>
+      </w:r>
+      <w:r>
         <w:t>.</w:t>
       </w:r>
     </w:p>
     <w:p>
       <w:pPr>
         <w:pStyle w:val="Heading1"/>
-        <w:jc w:val="right"/>
+        <w:bidi w:val="0"/>
         <w:rPr>
           <w:rFonts w:ascii="Aptos" w:hAnsi="Aptos"/>
         </w:rPr>
@@ -2544,25 +2625,24 @@
     </w:p>
     <w:p>
       <w:pPr>
-        <w:jc w:val="right"/>
-        <w:rPr>
-          <w:rtl/>
-        </w:rPr>
-      </w:pPr>
-      <w:r>
-        <w:t>Ollama has application-level evidence, including multiple valid AI Performance outputs with three recommendations. Qwen has successful direct inference evidence with thinking disabled, but no explicit final application-level Qwen success. Broad semantic acceptance, multilingual regression, failure rates, and model-change controls remain NOT VERIFIED</w:t>
-      </w:r>
-      <w:r>
-        <w:rPr>
-          <w:rtl/>
-        </w:rPr>
+        <w:bidi w:val="0"/>
+      </w:pPr>
+      <w:proofErr w:type="spellStart"/>
+      <w:r>
+        <w:t>Ollama</w:t>
+      </w:r>
+      <w:proofErr w:type="spellEnd"/>
+      <w:r>
+        <w:t xml:space="preserve"> has application-level evidence, including multiple valid AI Performance outputs with three recommendations. Qwen has successful direct inference evidence with thinking disabled, but no explicit final application-level Qwen success. Broad semantic acceptance, multilingual regression, failure rates, and model-change controls remain NOT VERIFIED</w:t>
+      </w:r>
+      <w:r>
         <w:t>.</w:t>
       </w:r>
     </w:p>
     <w:p>
       <w:pPr>
         <w:pStyle w:val="Heading1"/>
-        <w:jc w:val="right"/>
+        <w:bidi w:val="0"/>
         <w:rPr>
           <w:rFonts w:ascii="Aptos" w:hAnsi="Aptos"/>
         </w:rPr>
@@ -2578,25 +2658,28 @@
     </w:p>
     <w:p>
       <w:pPr>
-        <w:jc w:val="right"/>
-        <w:rPr>
-          <w:rtl/>
-        </w:rPr>
-      </w:pPr>
-      <w:r>
-        <w:t>The project has demonstrated local multi-service operation and remote tunneling. It has not demonstrated a representative authenticated deployment, production persistence, real calendar integration, Nginx, sustained monitoring, scale, or recovery from a restored backup</w:t>
-      </w:r>
-      <w:r>
-        <w:rPr>
-          <w:rtl/>
-        </w:rPr>
+        <w:bidi w:val="0"/>
+        <w:rPr>
+          <w:rtl/>
+        </w:rPr>
+      </w:pPr>
+      <w:r>
+        <w:t xml:space="preserve">The project </w:t>
+      </w:r>
+      <w:r>
+        <w:t>demonstrated</w:t>
+      </w:r>
+      <w:r>
+        <w:t xml:space="preserve"> local multi-service operation and remote tunneling. It has not demonstrated a representative authenticated deployment, production persistence, real calendar integration, Nginx, sustained monitoring, scale, or recovery from a restored backup</w:t>
+      </w:r>
+      <w:r>
         <w:t>.</w:t>
       </w:r>
     </w:p>
     <w:p>
       <w:pPr>
         <w:pStyle w:val="Heading1"/>
-        <w:jc w:val="right"/>
+        <w:bidi w:val="0"/>
         <w:rPr>
           <w:rFonts w:ascii="Aptos" w:hAnsi="Aptos"/>
         </w:rPr>
@@ -2612,7 +2695,7 @@
     </w:p>
     <w:p>
       <w:pPr>
-        <w:jc w:val="right"/>
+        <w:bidi w:val="0"/>
         <w:rPr>
           <w:rtl/>
         </w:rPr>
@@ -2621,16 +2704,13 @@
         <w:t>Ownership comparisons and input/output controls are implemented, but the prototype lacks real authentication and tenant isolation. Security testing, threat modeling, rate limiting, secure production data rules, and external exposure validation are absent</w:t>
       </w:r>
       <w:r>
-        <w:rPr>
-          <w:rtl/>
-        </w:rPr>
         <w:t>.</w:t>
       </w:r>
     </w:p>
     <w:p>
       <w:pPr>
         <w:pStyle w:val="Heading1"/>
-        <w:jc w:val="right"/>
+        <w:bidi w:val="0"/>
         <w:rPr>
           <w:rFonts w:ascii="Aptos" w:hAnsi="Aptos"/>
         </w:rPr>
@@ -2670,6 +2750,7 @@
           </w:tcPr>
           <w:p>
             <w:pPr>
+              <w:bidi w:val="0"/>
               <w:rPr>
                 <w:b w:val="0"/>
                 <w:sz w:val="17"/>
@@ -2691,6 +2772,7 @@
           </w:tcPr>
           <w:p>
             <w:pPr>
+              <w:bidi w:val="0"/>
               <w:cnfStyle w:val="100000000000" w:firstRow="1" w:lastRow="0" w:firstColumn="0" w:lastColumn="0" w:oddVBand="0" w:evenVBand="0" w:oddHBand="0" w:evenHBand="0" w:firstRowFirstColumn="0" w:firstRowLastColumn="0" w:lastRowFirstColumn="0" w:lastRowLastColumn="0"/>
               <w:rPr>
                 <w:b w:val="0"/>
@@ -2713,6 +2795,7 @@
           </w:tcPr>
           <w:p>
             <w:pPr>
+              <w:bidi w:val="0"/>
               <w:cnfStyle w:val="100000000000" w:firstRow="1" w:lastRow="0" w:firstColumn="0" w:lastColumn="0" w:oddVBand="0" w:evenVBand="0" w:oddHBand="0" w:evenHBand="0" w:firstRowFirstColumn="0" w:firstRowLastColumn="0" w:lastRowFirstColumn="0" w:lastRowLastColumn="0"/>
               <w:rPr>
                 <w:b w:val="0"/>
@@ -2735,6 +2818,7 @@
           </w:tcPr>
           <w:p>
             <w:pPr>
+              <w:bidi w:val="0"/>
               <w:cnfStyle w:val="100000000000" w:firstRow="1" w:lastRow="0" w:firstColumn="0" w:lastColumn="0" w:oddVBand="0" w:evenVBand="0" w:oddHBand="0" w:evenHBand="0" w:firstRowFirstColumn="0" w:firstRowLastColumn="0" w:lastRowFirstColumn="0" w:lastRowLastColumn="0"/>
               <w:rPr>
                 <w:b w:val="0"/>
@@ -2757,6 +2841,7 @@
           </w:tcPr>
           <w:p>
             <w:pPr>
+              <w:bidi w:val="0"/>
               <w:cnfStyle w:val="100000000000" w:firstRow="1" w:lastRow="0" w:firstColumn="0" w:lastColumn="0" w:oddVBand="0" w:evenVBand="0" w:oddHBand="0" w:evenHBand="0" w:firstRowFirstColumn="0" w:firstRowLastColumn="0" w:lastRowFirstColumn="0" w:lastRowLastColumn="0"/>
               <w:rPr>
                 <w:b w:val="0"/>
@@ -2785,6 +2870,8 @@
           </w:tcPr>
           <w:p>
             <w:pPr>
+              <w:bidi w:val="0"/>
+              <w:jc w:val="center"/>
               <w:rPr>
                 <w:sz w:val="17"/>
                 <w:rtl/>
@@ -2804,6 +2891,8 @@
           </w:tcPr>
           <w:p>
             <w:pPr>
+              <w:bidi w:val="0"/>
+              <w:jc w:val="center"/>
               <w:cnfStyle w:val="000000100000" w:firstRow="0" w:lastRow="0" w:firstColumn="0" w:lastColumn="0" w:oddVBand="0" w:evenVBand="0" w:oddHBand="1" w:evenHBand="0" w:firstRowFirstColumn="0" w:firstRowLastColumn="0" w:lastRowFirstColumn="0" w:lastRowLastColumn="0"/>
               <w:rPr>
                 <w:sz w:val="17"/>
@@ -2824,6 +2913,8 @@
           </w:tcPr>
           <w:p>
             <w:pPr>
+              <w:bidi w:val="0"/>
+              <w:jc w:val="center"/>
               <w:cnfStyle w:val="000000100000" w:firstRow="0" w:lastRow="0" w:firstColumn="0" w:lastColumn="0" w:oddVBand="0" w:evenVBand="0" w:oddHBand="1" w:evenHBand="0" w:firstRowFirstColumn="0" w:firstRowLastColumn="0" w:lastRowFirstColumn="0" w:lastRowLastColumn="0"/>
               <w:rPr>
                 <w:sz w:val="17"/>
@@ -2844,6 +2935,8 @@
           </w:tcPr>
           <w:p>
             <w:pPr>
+              <w:bidi w:val="0"/>
+              <w:jc w:val="center"/>
               <w:cnfStyle w:val="000000100000" w:firstRow="0" w:lastRow="0" w:firstColumn="0" w:lastColumn="0" w:oddVBand="0" w:evenVBand="0" w:oddHBand="1" w:evenHBand="0" w:firstRowFirstColumn="0" w:firstRowLastColumn="0" w:lastRowFirstColumn="0" w:lastRowLastColumn="0"/>
               <w:rPr>
                 <w:sz w:val="17"/>
@@ -2864,6 +2957,8 @@
           </w:tcPr>
           <w:p>
             <w:pPr>
+              <w:bidi w:val="0"/>
+              <w:jc w:val="center"/>
               <w:cnfStyle w:val="000000100000" w:firstRow="0" w:lastRow="0" w:firstColumn="0" w:lastColumn="0" w:oddVBand="0" w:evenVBand="0" w:oddHBand="1" w:evenHBand="0" w:firstRowFirstColumn="0" w:firstRowLastColumn="0" w:lastRowFirstColumn="0" w:lastRowLastColumn="0"/>
               <w:rPr>
                 <w:sz w:val="17"/>
@@ -2887,6 +2982,8 @@
           </w:tcPr>
           <w:p>
             <w:pPr>
+              <w:bidi w:val="0"/>
+              <w:jc w:val="center"/>
               <w:rPr>
                 <w:sz w:val="17"/>
                 <w:rtl/>
@@ -2906,6 +3003,8 @@
           </w:tcPr>
           <w:p>
             <w:pPr>
+              <w:bidi w:val="0"/>
+              <w:jc w:val="center"/>
               <w:cnfStyle w:val="000000000000" w:firstRow="0" w:lastRow="0" w:firstColumn="0" w:lastColumn="0" w:oddVBand="0" w:evenVBand="0" w:oddHBand="0" w:evenHBand="0" w:firstRowFirstColumn="0" w:firstRowLastColumn="0" w:lastRowFirstColumn="0" w:lastRowLastColumn="0"/>
               <w:rPr>
                 <w:sz w:val="17"/>
@@ -2926,6 +3025,8 @@
           </w:tcPr>
           <w:p>
             <w:pPr>
+              <w:bidi w:val="0"/>
+              <w:jc w:val="center"/>
               <w:cnfStyle w:val="000000000000" w:firstRow="0" w:lastRow="0" w:firstColumn="0" w:lastColumn="0" w:oddVBand="0" w:evenVBand="0" w:oddHBand="0" w:evenHBand="0" w:firstRowFirstColumn="0" w:firstRowLastColumn="0" w:lastRowFirstColumn="0" w:lastRowLastColumn="0"/>
               <w:rPr>
                 <w:sz w:val="17"/>
@@ -2946,6 +3047,8 @@
           </w:tcPr>
           <w:p>
             <w:pPr>
+              <w:bidi w:val="0"/>
+              <w:jc w:val="center"/>
               <w:cnfStyle w:val="000000000000" w:firstRow="0" w:lastRow="0" w:firstColumn="0" w:lastColumn="0" w:oddVBand="0" w:evenVBand="0" w:oddHBand="0" w:evenHBand="0" w:firstRowFirstColumn="0" w:firstRowLastColumn="0" w:lastRowFirstColumn="0" w:lastRowLastColumn="0"/>
               <w:rPr>
                 <w:sz w:val="17"/>
@@ -2966,6 +3069,8 @@
           </w:tcPr>
           <w:p>
             <w:pPr>
+              <w:bidi w:val="0"/>
+              <w:jc w:val="center"/>
               <w:cnfStyle w:val="000000000000" w:firstRow="0" w:lastRow="0" w:firstColumn="0" w:lastColumn="0" w:oddVBand="0" w:evenVBand="0" w:oddHBand="0" w:evenHBand="0" w:firstRowFirstColumn="0" w:firstRowLastColumn="0" w:lastRowFirstColumn="0" w:lastRowLastColumn="0"/>
               <w:rPr>
                 <w:sz w:val="17"/>
@@ -2992,6 +3097,8 @@
           </w:tcPr>
           <w:p>
             <w:pPr>
+              <w:bidi w:val="0"/>
+              <w:jc w:val="center"/>
               <w:rPr>
                 <w:sz w:val="17"/>
                 <w:rtl/>
@@ -3011,6 +3118,8 @@
           </w:tcPr>
           <w:p>
             <w:pPr>
+              <w:bidi w:val="0"/>
+              <w:jc w:val="center"/>
               <w:cnfStyle w:val="000000100000" w:firstRow="0" w:lastRow="0" w:firstColumn="0" w:lastColumn="0" w:oddVBand="0" w:evenVBand="0" w:oddHBand="1" w:evenHBand="0" w:firstRowFirstColumn="0" w:firstRowLastColumn="0" w:lastRowFirstColumn="0" w:lastRowLastColumn="0"/>
               <w:rPr>
                 <w:sz w:val="17"/>
@@ -3031,6 +3140,8 @@
           </w:tcPr>
           <w:p>
             <w:pPr>
+              <w:bidi w:val="0"/>
+              <w:jc w:val="center"/>
               <w:cnfStyle w:val="000000100000" w:firstRow="0" w:lastRow="0" w:firstColumn="0" w:lastColumn="0" w:oddVBand="0" w:evenVBand="0" w:oddHBand="1" w:evenHBand="0" w:firstRowFirstColumn="0" w:firstRowLastColumn="0" w:lastRowFirstColumn="0" w:lastRowLastColumn="0"/>
               <w:rPr>
                 <w:sz w:val="17"/>
@@ -3051,6 +3162,8 @@
           </w:tcPr>
           <w:p>
             <w:pPr>
+              <w:bidi w:val="0"/>
+              <w:jc w:val="center"/>
               <w:cnfStyle w:val="000000100000" w:firstRow="0" w:lastRow="0" w:firstColumn="0" w:lastColumn="0" w:oddVBand="0" w:evenVBand="0" w:oddHBand="1" w:evenHBand="0" w:firstRowFirstColumn="0" w:firstRowLastColumn="0" w:lastRowFirstColumn="0" w:lastRowLastColumn="0"/>
               <w:rPr>
                 <w:sz w:val="17"/>
@@ -3071,6 +3184,8 @@
           </w:tcPr>
           <w:p>
             <w:pPr>
+              <w:bidi w:val="0"/>
+              <w:jc w:val="center"/>
               <w:cnfStyle w:val="000000100000" w:firstRow="0" w:lastRow="0" w:firstColumn="0" w:lastColumn="0" w:oddVBand="0" w:evenVBand="0" w:oddHBand="1" w:evenHBand="0" w:firstRowFirstColumn="0" w:firstRowLastColumn="0" w:lastRowFirstColumn="0" w:lastRowLastColumn="0"/>
               <w:rPr>
                 <w:sz w:val="17"/>
@@ -3094,6 +3209,8 @@
           </w:tcPr>
           <w:p>
             <w:pPr>
+              <w:bidi w:val="0"/>
+              <w:jc w:val="center"/>
               <w:rPr>
                 <w:sz w:val="17"/>
                 <w:rtl/>
@@ -3113,6 +3230,8 @@
           </w:tcPr>
           <w:p>
             <w:pPr>
+              <w:bidi w:val="0"/>
+              <w:jc w:val="center"/>
               <w:cnfStyle w:val="000000000000" w:firstRow="0" w:lastRow="0" w:firstColumn="0" w:lastColumn="0" w:oddVBand="0" w:evenVBand="0" w:oddHBand="0" w:evenHBand="0" w:firstRowFirstColumn="0" w:firstRowLastColumn="0" w:lastRowFirstColumn="0" w:lastRowLastColumn="0"/>
               <w:rPr>
                 <w:sz w:val="17"/>
@@ -3133,6 +3252,8 @@
           </w:tcPr>
           <w:p>
             <w:pPr>
+              <w:bidi w:val="0"/>
+              <w:jc w:val="center"/>
               <w:cnfStyle w:val="000000000000" w:firstRow="0" w:lastRow="0" w:firstColumn="0" w:lastColumn="0" w:oddVBand="0" w:evenVBand="0" w:oddHBand="0" w:evenHBand="0" w:firstRowFirstColumn="0" w:firstRowLastColumn="0" w:lastRowFirstColumn="0" w:lastRowLastColumn="0"/>
               <w:rPr>
                 <w:sz w:val="17"/>
@@ -3153,6 +3274,8 @@
           </w:tcPr>
           <w:p>
             <w:pPr>
+              <w:bidi w:val="0"/>
+              <w:jc w:val="center"/>
               <w:cnfStyle w:val="000000000000" w:firstRow="0" w:lastRow="0" w:firstColumn="0" w:lastColumn="0" w:oddVBand="0" w:evenVBand="0" w:oddHBand="0" w:evenHBand="0" w:firstRowFirstColumn="0" w:firstRowLastColumn="0" w:lastRowFirstColumn="0" w:lastRowLastColumn="0"/>
               <w:rPr>
                 <w:sz w:val="17"/>
@@ -3173,6 +3296,8 @@
           </w:tcPr>
           <w:p>
             <w:pPr>
+              <w:bidi w:val="0"/>
+              <w:jc w:val="center"/>
               <w:cnfStyle w:val="000000000000" w:firstRow="0" w:lastRow="0" w:firstColumn="0" w:lastColumn="0" w:oddVBand="0" w:evenVBand="0" w:oddHBand="0" w:evenHBand="0" w:firstRowFirstColumn="0" w:firstRowLastColumn="0" w:lastRowFirstColumn="0" w:lastRowLastColumn="0"/>
               <w:rPr>
                 <w:sz w:val="17"/>
@@ -3199,6 +3324,8 @@
           </w:tcPr>
           <w:p>
             <w:pPr>
+              <w:bidi w:val="0"/>
+              <w:jc w:val="center"/>
               <w:rPr>
                 <w:sz w:val="17"/>
                 <w:rtl/>
@@ -3218,6 +3345,8 @@
           </w:tcPr>
           <w:p>
             <w:pPr>
+              <w:bidi w:val="0"/>
+              <w:jc w:val="center"/>
               <w:cnfStyle w:val="000000100000" w:firstRow="0" w:lastRow="0" w:firstColumn="0" w:lastColumn="0" w:oddVBand="0" w:evenVBand="0" w:oddHBand="1" w:evenHBand="0" w:firstRowFirstColumn="0" w:firstRowLastColumn="0" w:lastRowFirstColumn="0" w:lastRowLastColumn="0"/>
               <w:rPr>
                 <w:sz w:val="17"/>
@@ -3238,6 +3367,8 @@
           </w:tcPr>
           <w:p>
             <w:pPr>
+              <w:bidi w:val="0"/>
+              <w:jc w:val="center"/>
               <w:cnfStyle w:val="000000100000" w:firstRow="0" w:lastRow="0" w:firstColumn="0" w:lastColumn="0" w:oddVBand="0" w:evenVBand="0" w:oddHBand="1" w:evenHBand="0" w:firstRowFirstColumn="0" w:firstRowLastColumn="0" w:lastRowFirstColumn="0" w:lastRowLastColumn="0"/>
               <w:rPr>
                 <w:sz w:val="17"/>
@@ -3258,6 +3389,8 @@
           </w:tcPr>
           <w:p>
             <w:pPr>
+              <w:bidi w:val="0"/>
+              <w:jc w:val="center"/>
               <w:cnfStyle w:val="000000100000" w:firstRow="0" w:lastRow="0" w:firstColumn="0" w:lastColumn="0" w:oddVBand="0" w:evenVBand="0" w:oddHBand="1" w:evenHBand="0" w:firstRowFirstColumn="0" w:firstRowLastColumn="0" w:lastRowFirstColumn="0" w:lastRowLastColumn="0"/>
               <w:rPr>
                 <w:sz w:val="17"/>
@@ -3278,6 +3411,8 @@
           </w:tcPr>
           <w:p>
             <w:pPr>
+              <w:bidi w:val="0"/>
+              <w:jc w:val="center"/>
               <w:cnfStyle w:val="000000100000" w:firstRow="0" w:lastRow="0" w:firstColumn="0" w:lastColumn="0" w:oddVBand="0" w:evenVBand="0" w:oddHBand="1" w:evenHBand="0" w:firstRowFirstColumn="0" w:firstRowLastColumn="0" w:lastRowFirstColumn="0" w:lastRowLastColumn="0"/>
               <w:rPr>
                 <w:sz w:val="17"/>
@@ -3301,6 +3436,8 @@
           </w:tcPr>
           <w:p>
             <w:pPr>
+              <w:bidi w:val="0"/>
+              <w:jc w:val="center"/>
               <w:rPr>
                 <w:sz w:val="17"/>
                 <w:rtl/>
@@ -3320,6 +3457,8 @@
           </w:tcPr>
           <w:p>
             <w:pPr>
+              <w:bidi w:val="0"/>
+              <w:jc w:val="center"/>
               <w:cnfStyle w:val="000000000000" w:firstRow="0" w:lastRow="0" w:firstColumn="0" w:lastColumn="0" w:oddVBand="0" w:evenVBand="0" w:oddHBand="0" w:evenHBand="0" w:firstRowFirstColumn="0" w:firstRowLastColumn="0" w:lastRowFirstColumn="0" w:lastRowLastColumn="0"/>
               <w:rPr>
                 <w:sz w:val="17"/>
@@ -3340,6 +3479,8 @@
           </w:tcPr>
           <w:p>
             <w:pPr>
+              <w:bidi w:val="0"/>
+              <w:jc w:val="center"/>
               <w:cnfStyle w:val="000000000000" w:firstRow="0" w:lastRow="0" w:firstColumn="0" w:lastColumn="0" w:oddVBand="0" w:evenVBand="0" w:oddHBand="0" w:evenHBand="0" w:firstRowFirstColumn="0" w:firstRowLastColumn="0" w:lastRowFirstColumn="0" w:lastRowLastColumn="0"/>
               <w:rPr>
                 <w:sz w:val="17"/>
@@ -3360,6 +3501,8 @@
           </w:tcPr>
           <w:p>
             <w:pPr>
+              <w:bidi w:val="0"/>
+              <w:jc w:val="center"/>
               <w:cnfStyle w:val="000000000000" w:firstRow="0" w:lastRow="0" w:firstColumn="0" w:lastColumn="0" w:oddVBand="0" w:evenVBand="0" w:oddHBand="0" w:evenHBand="0" w:firstRowFirstColumn="0" w:firstRowLastColumn="0" w:lastRowFirstColumn="0" w:lastRowLastColumn="0"/>
               <w:rPr>
                 <w:sz w:val="17"/>
@@ -3380,6 +3523,8 @@
           </w:tcPr>
           <w:p>
             <w:pPr>
+              <w:bidi w:val="0"/>
+              <w:jc w:val="center"/>
               <w:cnfStyle w:val="000000000000" w:firstRow="0" w:lastRow="0" w:firstColumn="0" w:lastColumn="0" w:oddVBand="0" w:evenVBand="0" w:oddHBand="0" w:evenHBand="0" w:firstRowFirstColumn="0" w:firstRowLastColumn="0" w:lastRowFirstColumn="0" w:lastRowLastColumn="0"/>
               <w:rPr>
                 <w:sz w:val="17"/>
@@ -3406,6 +3551,8 @@
           </w:tcPr>
           <w:p>
             <w:pPr>
+              <w:bidi w:val="0"/>
+              <w:jc w:val="center"/>
               <w:rPr>
                 <w:sz w:val="17"/>
                 <w:rtl/>
@@ -3425,17 +3572,27 @@
           </w:tcPr>
           <w:p>
             <w:pPr>
+              <w:bidi w:val="0"/>
+              <w:jc w:val="center"/>
               <w:cnfStyle w:val="000000100000" w:firstRow="0" w:lastRow="0" w:firstColumn="0" w:lastColumn="0" w:oddVBand="0" w:evenVBand="0" w:oddHBand="1" w:evenHBand="0" w:firstRowFirstColumn="0" w:firstRowLastColumn="0" w:lastRowFirstColumn="0" w:lastRowLastColumn="0"/>
               <w:rPr>
                 <w:sz w:val="17"/>
                 <w:rtl/>
               </w:rPr>
             </w:pPr>
+            <w:proofErr w:type="spellStart"/>
             <w:r>
               <w:rPr>
                 <w:sz w:val="17"/>
               </w:rPr>
-              <w:t>Ollama fallback; backup creation</w:t>
+              <w:t>Ollama</w:t>
+            </w:r>
+            <w:proofErr w:type="spellEnd"/>
+            <w:r>
+              <w:rPr>
+                <w:sz w:val="17"/>
+              </w:rPr>
+              <w:t xml:space="preserve"> fallback; backup creation</w:t>
             </w:r>
           </w:p>
         </w:tc>
@@ -3445,6 +3602,8 @@
           </w:tcPr>
           <w:p>
             <w:pPr>
+              <w:bidi w:val="0"/>
+              <w:jc w:val="center"/>
               <w:cnfStyle w:val="000000100000" w:firstRow="0" w:lastRow="0" w:firstColumn="0" w:lastColumn="0" w:oddVBand="0" w:evenVBand="0" w:oddHBand="1" w:evenHBand="0" w:firstRowFirstColumn="0" w:firstRowLastColumn="0" w:lastRowFirstColumn="0" w:lastRowLastColumn="0"/>
               <w:rPr>
                 <w:sz w:val="17"/>
@@ -3465,6 +3624,8 @@
           </w:tcPr>
           <w:p>
             <w:pPr>
+              <w:bidi w:val="0"/>
+              <w:jc w:val="center"/>
               <w:cnfStyle w:val="000000100000" w:firstRow="0" w:lastRow="0" w:firstColumn="0" w:lastColumn="0" w:oddVBand="0" w:evenVBand="0" w:oddHBand="1" w:evenHBand="0" w:firstRowFirstColumn="0" w:firstRowLastColumn="0" w:lastRowFirstColumn="0" w:lastRowLastColumn="0"/>
               <w:rPr>
                 <w:sz w:val="17"/>
@@ -3485,6 +3646,8 @@
           </w:tcPr>
           <w:p>
             <w:pPr>
+              <w:bidi w:val="0"/>
+              <w:jc w:val="center"/>
               <w:cnfStyle w:val="000000100000" w:firstRow="0" w:lastRow="0" w:firstColumn="0" w:lastColumn="0" w:oddVBand="0" w:evenVBand="0" w:oddHBand="1" w:evenHBand="0" w:firstRowFirstColumn="0" w:firstRowLastColumn="0" w:lastRowFirstColumn="0" w:lastRowLastColumn="0"/>
               <w:rPr>
                 <w:sz w:val="17"/>
@@ -3508,6 +3671,8 @@
           </w:tcPr>
           <w:p>
             <w:pPr>
+              <w:bidi w:val="0"/>
+              <w:jc w:val="center"/>
               <w:rPr>
                 <w:sz w:val="17"/>
                 <w:rtl/>
@@ -3527,6 +3692,8 @@
           </w:tcPr>
           <w:p>
             <w:pPr>
+              <w:bidi w:val="0"/>
+              <w:jc w:val="center"/>
               <w:cnfStyle w:val="000000000000" w:firstRow="0" w:lastRow="0" w:firstColumn="0" w:lastColumn="0" w:oddVBand="0" w:evenVBand="0" w:oddHBand="0" w:evenHBand="0" w:firstRowFirstColumn="0" w:firstRowLastColumn="0" w:lastRowFirstColumn="0" w:lastRowLastColumn="0"/>
               <w:rPr>
                 <w:sz w:val="17"/>
@@ -3547,6 +3714,8 @@
           </w:tcPr>
           <w:p>
             <w:pPr>
+              <w:bidi w:val="0"/>
+              <w:jc w:val="center"/>
               <w:cnfStyle w:val="000000000000" w:firstRow="0" w:lastRow="0" w:firstColumn="0" w:lastColumn="0" w:oddVBand="0" w:evenVBand="0" w:oddHBand="0" w:evenHBand="0" w:firstRowFirstColumn="0" w:firstRowLastColumn="0" w:lastRowFirstColumn="0" w:lastRowLastColumn="0"/>
               <w:rPr>
                 <w:sz w:val="17"/>
@@ -3567,6 +3736,8 @@
           </w:tcPr>
           <w:p>
             <w:pPr>
+              <w:bidi w:val="0"/>
+              <w:jc w:val="center"/>
               <w:cnfStyle w:val="000000000000" w:firstRow="0" w:lastRow="0" w:firstColumn="0" w:lastColumn="0" w:oddVBand="0" w:evenVBand="0" w:oddHBand="0" w:evenHBand="0" w:firstRowFirstColumn="0" w:firstRowLastColumn="0" w:lastRowFirstColumn="0" w:lastRowLastColumn="0"/>
               <w:rPr>
                 <w:sz w:val="17"/>
@@ -3587,6 +3758,8 @@
           </w:tcPr>
           <w:p>
             <w:pPr>
+              <w:bidi w:val="0"/>
+              <w:jc w:val="center"/>
               <w:cnfStyle w:val="000000000000" w:firstRow="0" w:lastRow="0" w:firstColumn="0" w:lastColumn="0" w:oddVBand="0" w:evenVBand="0" w:oddHBand="0" w:evenHBand="0" w:firstRowFirstColumn="0" w:firstRowLastColumn="0" w:lastRowFirstColumn="0" w:lastRowLastColumn="0"/>
               <w:rPr>
                 <w:sz w:val="17"/>
@@ -3605,6 +3778,23 @@
     </w:tbl>
     <w:p>
       <w:pPr>
+        <w:bidi w:val="0"/>
+        <w:rPr>
+          <w:rtl/>
+        </w:rPr>
+      </w:pPr>
+    </w:p>
+    <w:p>
+      <w:pPr>
+        <w:bidi w:val="0"/>
+        <w:rPr>
+          <w:rtl/>
+        </w:rPr>
+      </w:pPr>
+    </w:p>
+    <w:p>
+      <w:pPr>
+        <w:bidi w:val="0"/>
         <w:rPr>
           <w:rtl/>
         </w:rPr>
@@ -3613,7 +3803,7 @@
     <w:p>
       <w:pPr>
         <w:pStyle w:val="Heading1"/>
-        <w:jc w:val="right"/>
+        <w:bidi w:val="0"/>
         <w:rPr>
           <w:rFonts w:ascii="Aptos" w:hAnsi="Aptos"/>
         </w:rPr>
@@ -3623,6 +3813,7 @@
         <w:rPr>
           <w:rFonts w:ascii="Aptos" w:hAnsi="Aptos"/>
         </w:rPr>
+        <w:lastRenderedPageBreak/>
         <w:t>What Has Been Demonstrated</w:t>
       </w:r>
       <w:bookmarkEnd w:id="12"/>
@@ -3630,6 +3821,7 @@
     <w:p>
       <w:pPr>
         <w:pStyle w:val="ListBullet"/>
+        <w:bidi w:val="0"/>
       </w:pPr>
       <w:r>
         <w:t>A meaningful integrated laboratory prototype</w:t>
@@ -3644,6 +3836,7 @@
     <w:p>
       <w:pPr>
         <w:pStyle w:val="ListBullet"/>
+        <w:bidi w:val="0"/>
       </w:pPr>
       <w:r>
         <w:t>Local operation on Windows and Ubuntu</w:t>
@@ -3658,388 +3851,424 @@
     <w:p>
       <w:pPr>
         <w:pStyle w:val="ListBullet"/>
-      </w:pPr>
-      <w:r>
+        <w:bidi w:val="0"/>
+      </w:pPr>
+      <w:r>
+        <w:t xml:space="preserve">Remote application access through </w:t>
+      </w:r>
+      <w:proofErr w:type="spellStart"/>
+      <w:r>
+        <w:t>ngrok</w:t>
+      </w:r>
+      <w:proofErr w:type="spellEnd"/>
+      <w:r>
+        <w:rPr>
+          <w:rtl/>
+        </w:rPr>
+        <w:t>.</w:t>
+      </w:r>
+    </w:p>
+    <w:p>
+      <w:pPr>
+        <w:pStyle w:val="ListBullet"/>
+        <w:bidi w:val="0"/>
+      </w:pPr>
+      <w:r>
+        <w:t>Application-level AI and persistence workflows</w:t>
+      </w:r>
+      <w:r>
+        <w:rPr>
+          <w:rtl/>
+        </w:rPr>
+        <w:t>.</w:t>
+      </w:r>
+    </w:p>
+    <w:p>
+      <w:pPr>
+        <w:pStyle w:val="ListBullet"/>
+        <w:bidi w:val="0"/>
+      </w:pPr>
+      <w:r>
+        <w:t>Selected validation, duplicate, fallback, and backup-creation behaviors</w:t>
+      </w:r>
+      <w:r>
+        <w:rPr>
+          <w:rtl/>
+        </w:rPr>
+        <w:t>.</w:t>
+      </w:r>
+    </w:p>
+    <w:p>
+      <w:pPr>
+        <w:pStyle w:val="Heading1"/>
+        <w:bidi w:val="0"/>
+        <w:rPr>
+          <w:rFonts w:ascii="Aptos" w:hAnsi="Aptos"/>
+        </w:rPr>
+      </w:pPr>
+      <w:bookmarkStart w:id="13" w:name="_Toc239067994"/>
+      <w:r>
+        <w:rPr>
+          <w:rFonts w:ascii="Aptos" w:hAnsi="Aptos"/>
+        </w:rPr>
+        <w:t>What Is Only Implemented in Code</w:t>
+      </w:r>
+      <w:bookmarkEnd w:id="13"/>
+    </w:p>
+    <w:p>
+      <w:pPr>
+        <w:pStyle w:val="ListBullet"/>
+        <w:bidi w:val="0"/>
+      </w:pPr>
+      <w:r>
+        <w:t>Docker/App Hosting packaging and several operational automation paths</w:t>
+      </w:r>
+      <w:r>
+        <w:rPr>
+          <w:rtl/>
+        </w:rPr>
+        <w:t>.</w:t>
+      </w:r>
+    </w:p>
+    <w:p>
+      <w:pPr>
+        <w:pStyle w:val="ListBullet"/>
+        <w:bidi w:val="0"/>
+      </w:pPr>
+      <w:r>
+        <w:t>Static health reporting</w:t>
+      </w:r>
+      <w:r>
+        <w:rPr>
+          <w:rtl/>
+        </w:rPr>
+        <w:t>.</w:t>
+      </w:r>
+    </w:p>
+    <w:p>
+      <w:pPr>
+        <w:pStyle w:val="ListBullet"/>
+        <w:bidi w:val="0"/>
+      </w:pPr>
+      <w:r>
+        <w:t>Mock external-calendar import</w:t>
+      </w:r>
+      <w:r>
+        <w:rPr>
+          <w:rtl/>
+        </w:rPr>
+        <w:t>.</w:t>
+      </w:r>
+    </w:p>
+    <w:p>
+      <w:pPr>
+        <w:pStyle w:val="ListBullet"/>
+        <w:bidi w:val="0"/>
+      </w:pPr>
+      <w:r>
+        <w:t xml:space="preserve">Ownership logic </w:t>
+      </w:r>
+      <w:proofErr w:type="gramStart"/>
+      <w:r>
+        <w:t>operating</w:t>
+      </w:r>
+      <w:proofErr w:type="gramEnd"/>
+      <w:r>
+        <w:t xml:space="preserve"> only against the shared guest identity</w:t>
+      </w:r>
+      <w:r>
+        <w:rPr>
+          <w:rtl/>
+        </w:rPr>
+        <w:t>.</w:t>
+      </w:r>
+    </w:p>
+    <w:p>
+      <w:pPr>
+        <w:pStyle w:val="Heading1"/>
+        <w:bidi w:val="0"/>
+        <w:rPr>
+          <w:rFonts w:ascii="Aptos" w:hAnsi="Aptos"/>
+        </w:rPr>
+      </w:pPr>
+      <w:bookmarkStart w:id="14" w:name="_Toc239067995"/>
+      <w:r>
+        <w:rPr>
+          <w:rFonts w:ascii="Aptos" w:hAnsi="Aptos"/>
+        </w:rPr>
+        <w:t>What Is NOT VERIFIED</w:t>
+      </w:r>
+      <w:bookmarkEnd w:id="14"/>
+    </w:p>
+    <w:p>
+      <w:pPr>
+        <w:pStyle w:val="ListBullet"/>
+        <w:bidi w:val="0"/>
+      </w:pPr>
+      <w:r>
+        <w:t>A complete prototype demonstration in a formally defined relevant environment</w:t>
+      </w:r>
+      <w:r>
+        <w:rPr>
+          <w:rtl/>
+        </w:rPr>
+        <w:t>.</w:t>
+      </w:r>
+    </w:p>
+    <w:p>
+      <w:pPr>
+        <w:pStyle w:val="ListBullet"/>
+        <w:bidi w:val="0"/>
+      </w:pPr>
+      <w:r>
+        <w:t>Full application-level Qwen integration</w:t>
+      </w:r>
+      <w:r>
+        <w:rPr>
+          <w:rtl/>
+        </w:rPr>
+        <w:t>.</w:t>
+      </w:r>
+    </w:p>
+    <w:p>
+      <w:pPr>
+        <w:pStyle w:val="ListBullet"/>
+        <w:bidi w:val="0"/>
+      </w:pPr>
+      <w:r>
+        <w:t xml:space="preserve">Real authentication and real calendar synchronization are NOT IMPLEMENTED / NOT VERIFIED; production </w:t>
+      </w:r>
+      <w:proofErr w:type="spellStart"/>
+      <w:r>
+        <w:t>Firestore</w:t>
+      </w:r>
+      <w:proofErr w:type="spellEnd"/>
+      <w:r>
+        <w:t xml:space="preserve"> is NOT VERIFIED</w:t>
+      </w:r>
+      <w:r>
+        <w:rPr>
+          <w:rtl/>
+        </w:rPr>
+        <w:t>.</w:t>
+      </w:r>
+    </w:p>
+    <w:p>
+      <w:pPr>
+        <w:pStyle w:val="ListBullet"/>
+        <w:bidi w:val="0"/>
+      </w:pPr>
+      <w:r>
+        <w:t>Nginx, backup restore, scale, endurance, security, and disaster-recovery qualification</w:t>
+      </w:r>
+      <w:r>
+        <w:rPr>
+          <w:rtl/>
+        </w:rPr>
+        <w:t>.</w:t>
+      </w:r>
+    </w:p>
+    <w:p>
+      <w:pPr>
+        <w:pStyle w:val="ListBullet"/>
+        <w:bidi w:val="0"/>
+      </w:pPr>
+      <w:r>
+        <w:t>Independent review or witnessed TRL 6 demonstration evidence</w:t>
+      </w:r>
+      <w:r>
+        <w:rPr>
+          <w:rtl/>
+        </w:rPr>
+        <w:t>.</w:t>
+      </w:r>
+    </w:p>
+    <w:p>
+      <w:pPr>
+        <w:pStyle w:val="Heading1"/>
+        <w:bidi w:val="0"/>
+        <w:rPr>
+          <w:rFonts w:ascii="Aptos" w:hAnsi="Aptos"/>
+        </w:rPr>
+      </w:pPr>
+      <w:bookmarkStart w:id="15" w:name="_Toc239067996"/>
+      <w:proofErr w:type="gramStart"/>
+      <w:r>
+        <w:rPr>
+          <w:rFonts w:ascii="Aptos" w:hAnsi="Aptos"/>
+        </w:rPr>
+        <w:t>Known</w:t>
+      </w:r>
+      <w:proofErr w:type="gramEnd"/>
+      <w:r>
+        <w:rPr>
+          <w:rFonts w:ascii="Aptos" w:hAnsi="Aptos"/>
+        </w:rPr>
+        <w:t xml:space="preserve"> Gaps</w:t>
+      </w:r>
+      <w:bookmarkEnd w:id="15"/>
+    </w:p>
+    <w:p>
+      <w:pPr>
+        <w:bidi w:val="0"/>
+      </w:pPr>
+      <w:r>
+        <w:t>TRL 5 is incomplete. The current prototype uses laboratory substitutes at critical system boundaries and lacks quantitative acceptance evidence</w:t>
+      </w:r>
+      <w:r>
+        <w:t>.</w:t>
+      </w:r>
+    </w:p>
+    <w:p>
+      <w:pPr>
+        <w:pStyle w:val="Heading1"/>
+        <w:bidi w:val="0"/>
+        <w:rPr>
+          <w:rFonts w:ascii="Aptos" w:hAnsi="Aptos"/>
+        </w:rPr>
+      </w:pPr>
+      <w:bookmarkStart w:id="16" w:name="_Toc239067997"/>
+      <w:r>
+        <w:rPr>
+          <w:rFonts w:ascii="Aptos" w:hAnsi="Aptos"/>
+        </w:rPr>
+        <w:t>Known Risks</w:t>
+      </w:r>
+      <w:bookmarkEnd w:id="16"/>
+    </w:p>
+    <w:p>
+      <w:pPr>
+        <w:bidi w:val="0"/>
+        <w:rPr>
+          <w:rtl/>
+        </w:rPr>
+      </w:pPr>
+      <w:r>
+        <w:t>Calling the laboratory demonstration TRL 6 would hide identity, persistence, external-service, recovery, and security risks. Valid model structure also does not ensure semantic correctness</w:t>
+      </w:r>
+      <w:r>
+        <w:t>.</w:t>
+      </w:r>
+    </w:p>
+    <w:p>
+      <w:pPr>
+        <w:pStyle w:val="Heading1"/>
+        <w:bidi w:val="0"/>
+        <w:rPr>
+          <w:rFonts w:ascii="Aptos" w:hAnsi="Aptos"/>
+        </w:rPr>
+      </w:pPr>
+      <w:bookmarkStart w:id="17" w:name="_Toc239067998"/>
+      <w:r>
+        <w:rPr>
+          <w:rFonts w:ascii="Aptos" w:hAnsi="Aptos"/>
+        </w:rPr>
+        <w:t>Required Work to Satisfy This TRL</w:t>
+      </w:r>
+      <w:bookmarkEnd w:id="17"/>
+    </w:p>
+    <w:p>
+      <w:pPr>
+        <w:bidi w:val="0"/>
+        <w:rPr>
+          <w:rtl/>
+        </w:rPr>
+      </w:pPr>
+      <w:r>
+        <w:t xml:space="preserve">Complete TRL 5, freeze a representative prototype, implement or explicitly scope all critical external boundaries, and execute an approved end-to-end demonstration with measured criteria for correctness, performance, resilience, data integrity, </w:t>
+      </w:r>
+      <w:proofErr w:type="gramStart"/>
+      <w:r>
+        <w:t>security</w:t>
+      </w:r>
+      <w:r>
+        <w:t>.</w:t>
+      </w:r>
+      <w:r>
+        <w:rPr>
+          <w:rtl/>
+        </w:rPr>
+        <w:t>,</w:t>
+      </w:r>
+      <w:proofErr w:type="gramEnd"/>
+      <w:r>
+        <w:rPr>
+          <w:rtl/>
+        </w:rPr>
+        <w:t xml:space="preserve"> </w:t>
+      </w:r>
+      <w:r>
+        <w:t>and recovery</w:t>
+      </w:r>
+    </w:p>
+    <w:p>
+      <w:pPr>
+        <w:pStyle w:val="Heading1"/>
+        <w:bidi w:val="0"/>
+        <w:rPr>
+          <w:rFonts w:ascii="Aptos" w:hAnsi="Aptos"/>
+        </w:rPr>
+      </w:pPr>
+      <w:bookmarkStart w:id="18" w:name="_Toc239067999"/>
+      <w:r>
+        <w:rPr>
+          <w:rFonts w:ascii="Aptos" w:hAnsi="Aptos"/>
+        </w:rPr>
+        <w:t>Required Evidence to Move to the Next TRL</w:t>
+      </w:r>
+      <w:bookmarkEnd w:id="18"/>
+    </w:p>
+    <w:p>
+      <w:pPr>
+        <w:bidi w:val="0"/>
+      </w:pPr>
+      <w:r>
+        <w:t>After TRL 6 is achieved, higher-level work would require an operational prototype, controlled user trials, sustained reliability evidence, formal release controls, and broader qualification in the intended operational environment</w:t>
+      </w:r>
+      <w:r>
+        <w:t>.</w:t>
+      </w:r>
+    </w:p>
+    <w:p>
+      <w:pPr>
+        <w:pStyle w:val="Heading1"/>
+        <w:bidi w:val="0"/>
+        <w:rPr>
+          <w:rFonts w:ascii="Aptos" w:hAnsi="Aptos"/>
+        </w:rPr>
+      </w:pPr>
+      <w:bookmarkStart w:id="19" w:name="_Toc239068000"/>
+      <w:r>
+        <w:rPr>
+          <w:rFonts w:ascii="Aptos" w:hAnsi="Aptos"/>
+        </w:rPr>
         <w:lastRenderedPageBreak/>
-        <w:t>Remote application access through ngrok</w:t>
-      </w:r>
-      <w:r>
-        <w:rPr>
-          <w:rtl/>
-        </w:rPr>
+        <w:t>Final Assessment</w:t>
+      </w:r>
+      <w:bookmarkEnd w:id="19"/>
+    </w:p>
+    <w:p>
+      <w:pPr>
+        <w:bidi w:val="0"/>
+      </w:pPr>
+      <w:r>
+        <w:t xml:space="preserve">NOT ACHIEVED. The integrated laboratory demonstrations are substantial, but relevant-environment validation is </w:t>
+      </w:r>
+      <w:proofErr w:type="gramStart"/>
+      <w:r>
+        <w:t>incomplete</w:t>
+      </w:r>
+      <w:proofErr w:type="gramEnd"/>
+      <w:r>
+        <w:t xml:space="preserve"> and the demonstrated prototype is not yet representative at several critical system boundaries</w:t>
+      </w:r>
+      <w:r>
         <w:t>.</w:t>
       </w:r>
     </w:p>
     <w:p>
       <w:pPr>
-        <w:pStyle w:val="ListBullet"/>
-      </w:pPr>
-      <w:r>
-        <w:t>Application-level AI and persistence workflows</w:t>
-      </w:r>
-      <w:r>
-        <w:rPr>
-          <w:rtl/>
-        </w:rPr>
-        <w:t>.</w:t>
-      </w:r>
-    </w:p>
-    <w:p>
-      <w:pPr>
-        <w:pStyle w:val="ListBullet"/>
-      </w:pPr>
-      <w:r>
-        <w:t>Selected validation, duplicate, fallback, and backup-creation behaviors</w:t>
-      </w:r>
-      <w:r>
-        <w:rPr>
-          <w:rtl/>
-        </w:rPr>
-        <w:t>.</w:t>
-      </w:r>
-    </w:p>
-    <w:p>
-      <w:pPr>
-        <w:pStyle w:val="Heading1"/>
-        <w:jc w:val="right"/>
-        <w:rPr>
-          <w:rFonts w:ascii="Aptos" w:hAnsi="Aptos"/>
-        </w:rPr>
-      </w:pPr>
-      <w:bookmarkStart w:id="13" w:name="_Toc239067994"/>
-      <w:r>
-        <w:rPr>
-          <w:rFonts w:ascii="Aptos" w:hAnsi="Aptos"/>
-        </w:rPr>
-        <w:t>What Is Only Implemented in Code</w:t>
-      </w:r>
-      <w:bookmarkEnd w:id="13"/>
-    </w:p>
-    <w:p>
-      <w:pPr>
-        <w:pStyle w:val="ListBullet"/>
-      </w:pPr>
-      <w:r>
-        <w:t>Docker/App Hosting packaging and several operational automation paths</w:t>
-      </w:r>
-      <w:r>
-        <w:rPr>
-          <w:rtl/>
-        </w:rPr>
-        <w:t>.</w:t>
-      </w:r>
-    </w:p>
-    <w:p>
-      <w:pPr>
-        <w:pStyle w:val="ListBullet"/>
-      </w:pPr>
-      <w:r>
-        <w:t>Static health reporting</w:t>
-      </w:r>
-      <w:r>
-        <w:rPr>
-          <w:rtl/>
-        </w:rPr>
-        <w:t>.</w:t>
-      </w:r>
-    </w:p>
-    <w:p>
-      <w:pPr>
-        <w:pStyle w:val="ListBullet"/>
-      </w:pPr>
-      <w:r>
-        <w:t>Mock external-calendar import</w:t>
-      </w:r>
-      <w:r>
-        <w:rPr>
-          <w:rtl/>
-        </w:rPr>
-        <w:t>.</w:t>
-      </w:r>
-    </w:p>
-    <w:p>
-      <w:pPr>
-        <w:pStyle w:val="ListBullet"/>
-      </w:pPr>
-      <w:r>
-        <w:t>Ownership logic operating only against the shared guest identity</w:t>
-      </w:r>
-      <w:r>
-        <w:rPr>
-          <w:rtl/>
-        </w:rPr>
-        <w:t>.</w:t>
-      </w:r>
-    </w:p>
-    <w:p>
-      <w:pPr>
-        <w:pStyle w:val="Heading1"/>
-        <w:jc w:val="right"/>
-        <w:rPr>
-          <w:rFonts w:ascii="Aptos" w:hAnsi="Aptos"/>
-        </w:rPr>
-      </w:pPr>
-      <w:bookmarkStart w:id="14" w:name="_Toc239067995"/>
-      <w:r>
-        <w:rPr>
-          <w:rFonts w:ascii="Aptos" w:hAnsi="Aptos"/>
-        </w:rPr>
-        <w:t>What Is NOT VERIFIED</w:t>
-      </w:r>
-      <w:bookmarkEnd w:id="14"/>
-    </w:p>
-    <w:p>
-      <w:pPr>
-        <w:pStyle w:val="ListBullet"/>
-      </w:pPr>
-      <w:r>
-        <w:t>A complete prototype demonstration in a formally defined relevant environment</w:t>
-      </w:r>
-      <w:r>
-        <w:rPr>
-          <w:rtl/>
-        </w:rPr>
-        <w:t>.</w:t>
-      </w:r>
-    </w:p>
-    <w:p>
-      <w:pPr>
-        <w:pStyle w:val="ListBullet"/>
-      </w:pPr>
-      <w:r>
-        <w:t>Full application-level Qwen integration</w:t>
-      </w:r>
-      <w:r>
-        <w:rPr>
-          <w:rtl/>
-        </w:rPr>
-        <w:t>.</w:t>
-      </w:r>
-    </w:p>
-    <w:p>
-      <w:pPr>
-        <w:pStyle w:val="ListBullet"/>
-      </w:pPr>
-      <w:r>
-        <w:t>Real authentication and real calendar synchronization are NOT IMPLEMENTED / NOT VERIFIED; production Firestore is NOT VERIFIED</w:t>
-      </w:r>
-      <w:r>
-        <w:rPr>
-          <w:rtl/>
-        </w:rPr>
-        <w:t>.</w:t>
-      </w:r>
-    </w:p>
-    <w:p>
-      <w:pPr>
-        <w:pStyle w:val="ListBullet"/>
-      </w:pPr>
-      <w:r>
-        <w:t>Nginx, backup restore, scale, endurance, security, and disaster-recovery qualification</w:t>
-      </w:r>
-      <w:r>
-        <w:rPr>
-          <w:rtl/>
-        </w:rPr>
-        <w:t>.</w:t>
-      </w:r>
-    </w:p>
-    <w:p>
-      <w:pPr>
-        <w:pStyle w:val="ListBullet"/>
-      </w:pPr>
-      <w:r>
-        <w:t>Independent review or witnessed TRL 6 demonstration evidence</w:t>
-      </w:r>
-      <w:r>
-        <w:rPr>
-          <w:rtl/>
-        </w:rPr>
-        <w:t>.</w:t>
-      </w:r>
-    </w:p>
-    <w:p>
-      <w:pPr>
-        <w:pStyle w:val="Heading1"/>
-        <w:jc w:val="right"/>
-        <w:rPr>
-          <w:rFonts w:ascii="Aptos" w:hAnsi="Aptos"/>
-        </w:rPr>
-      </w:pPr>
-      <w:bookmarkStart w:id="15" w:name="_Toc239067996"/>
-      <w:r>
-        <w:rPr>
-          <w:rFonts w:ascii="Aptos" w:hAnsi="Aptos"/>
-        </w:rPr>
-        <w:t>Known Gaps</w:t>
-      </w:r>
-      <w:bookmarkEnd w:id="15"/>
-    </w:p>
-    <w:p>
-      <w:pPr>
-        <w:jc w:val="right"/>
-        <w:rPr>
-          <w:rtl/>
-        </w:rPr>
-      </w:pPr>
-      <w:r>
-        <w:t>TRL 5 is incomplete. The current prototype uses laboratory substitutes at critical system boundaries and lacks quantitative acceptance evidence</w:t>
-      </w:r>
-      <w:r>
-        <w:rPr>
-          <w:rtl/>
-        </w:rPr>
-        <w:t>.</w:t>
-      </w:r>
-    </w:p>
-    <w:p>
-      <w:pPr>
-        <w:pStyle w:val="Heading1"/>
-        <w:jc w:val="right"/>
-        <w:rPr>
-          <w:rFonts w:ascii="Aptos" w:hAnsi="Aptos"/>
-        </w:rPr>
-      </w:pPr>
-      <w:bookmarkStart w:id="16" w:name="_Toc239067997"/>
-      <w:r>
-        <w:rPr>
-          <w:rFonts w:ascii="Aptos" w:hAnsi="Aptos"/>
-        </w:rPr>
-        <w:t>Known Risks</w:t>
-      </w:r>
-      <w:bookmarkEnd w:id="16"/>
-    </w:p>
-    <w:p>
-      <w:pPr>
-        <w:jc w:val="right"/>
-        <w:rPr>
-          <w:rtl/>
-        </w:rPr>
-      </w:pPr>
-      <w:r>
-        <w:t>Calling the laboratory demonstration TRL 6 would hide identity, persistence, external-service, recovery, and security risks. Valid model structure also does not ensure semantic correctness</w:t>
-      </w:r>
-      <w:r>
-        <w:rPr>
-          <w:rtl/>
-        </w:rPr>
-        <w:t>.</w:t>
-      </w:r>
-    </w:p>
-    <w:p>
-      <w:pPr>
-        <w:pStyle w:val="Heading1"/>
-        <w:jc w:val="right"/>
-        <w:rPr>
-          <w:rFonts w:ascii="Aptos" w:hAnsi="Aptos"/>
-        </w:rPr>
-      </w:pPr>
-      <w:bookmarkStart w:id="17" w:name="_Toc239067998"/>
-      <w:r>
-        <w:rPr>
-          <w:rFonts w:ascii="Aptos" w:hAnsi="Aptos"/>
-        </w:rPr>
-        <w:t>Required Work to Satisfy This TRL</w:t>
-      </w:r>
-      <w:bookmarkEnd w:id="17"/>
-    </w:p>
-    <w:p>
-      <w:pPr>
-        <w:jc w:val="right"/>
-        <w:rPr>
-          <w:rtl/>
-        </w:rPr>
-      </w:pPr>
-      <w:r>
-        <w:t>Complete TRL 5, freeze a representative prototype, implement or explicitly scope all critical external boundaries, and execute an approved end-to-end demonstration with measured criteria for correctness, performance, resilience, data integrity, security</w:t>
-      </w:r>
-      <w:r>
-        <w:rPr>
-          <w:rtl/>
-        </w:rPr>
-        <w:t xml:space="preserve">, </w:t>
-      </w:r>
-      <w:r>
-        <w:t>and recovery</w:t>
-      </w:r>
-      <w:r>
-        <w:rPr>
-          <w:rtl/>
-        </w:rPr>
-        <w:t>.</w:t>
-      </w:r>
-    </w:p>
-    <w:p>
-      <w:pPr>
-        <w:pStyle w:val="Heading1"/>
-        <w:jc w:val="right"/>
-        <w:rPr>
-          <w:rFonts w:ascii="Aptos" w:hAnsi="Aptos"/>
-        </w:rPr>
-      </w:pPr>
-      <w:bookmarkStart w:id="18" w:name="_Toc239067999"/>
-      <w:r>
-        <w:rPr>
-          <w:rFonts w:ascii="Aptos" w:hAnsi="Aptos"/>
-        </w:rPr>
-        <w:t>Required Evidence to Move to the Next TRL</w:t>
-      </w:r>
-      <w:bookmarkEnd w:id="18"/>
-    </w:p>
-    <w:p>
-      <w:pPr>
-        <w:jc w:val="right"/>
-        <w:rPr>
-          <w:rtl/>
-        </w:rPr>
-      </w:pPr>
-      <w:r>
-        <w:t>After TRL 6 is achieved, higher-level work would require an operational prototype, controlled user trials, sustained reliability evidence, formal release controls, and broader qualification in the intended operational environment</w:t>
-      </w:r>
-      <w:r>
-        <w:rPr>
-          <w:rtl/>
-        </w:rPr>
-        <w:t>.</w:t>
-      </w:r>
-    </w:p>
-    <w:p>
-      <w:pPr>
-        <w:pStyle w:val="Heading1"/>
-        <w:jc w:val="right"/>
-        <w:rPr>
-          <w:rFonts w:ascii="Aptos" w:hAnsi="Aptos"/>
-        </w:rPr>
-      </w:pPr>
-      <w:bookmarkStart w:id="19" w:name="_Toc239068000"/>
-      <w:r>
-        <w:rPr>
-          <w:rFonts w:ascii="Aptos" w:hAnsi="Aptos"/>
-        </w:rPr>
-        <w:t>Final Assessment</w:t>
-      </w:r>
-      <w:bookmarkEnd w:id="19"/>
-    </w:p>
-    <w:p>
-      <w:pPr>
-        <w:jc w:val="right"/>
-        <w:rPr>
-          <w:rtl/>
-        </w:rPr>
-      </w:pPr>
-      <w:r>
-        <w:t>NOT ACHIEVED. The integrated laboratory demonstrations are substantial, but relevant-environment validation is incomplete and the demonstrated prototype is not yet representative at several critical system boundaries</w:t>
-      </w:r>
-      <w:r>
-        <w:rPr>
-          <w:rtl/>
-        </w:rPr>
-        <w:t>.</w:t>
-      </w:r>
-    </w:p>
-    <w:p>
-      <w:pPr>
-        <w:jc w:val="right"/>
+        <w:bidi w:val="0"/>
       </w:pPr>
     </w:p>
     <w:sectPr>
@@ -4106,12 +4335,29 @@
         <w:sz w:val="17"/>
       </w:rPr>
     </w:pPr>
+    <w:proofErr w:type="spellStart"/>
     <w:r>
       <w:rPr>
         <w:color w:val="707070"/>
         <w:sz w:val="17"/>
       </w:rPr>
-      <w:t>Munazzim AI Time Manager</w:t>
+      <w:t>Munazzim</w:t>
+    </w:r>
+    <w:proofErr w:type="spellEnd"/>
+    <w:r>
+      <w:rPr>
+        <w:color w:val="707070"/>
+        <w:sz w:val="17"/>
+      </w:rPr>
+      <w:t xml:space="preserve"> AI Time </w:t>
+    </w:r>
+    <w:proofErr w:type="gramStart"/>
+    <w:r>
+      <w:rPr>
+        <w:color w:val="707070"/>
+        <w:sz w:val="17"/>
+      </w:rPr>
+      <w:t>Manager</w:t>
     </w:r>
     <w:r>
       <w:rPr>
@@ -4119,7 +4365,16 @@
         <w:sz w:val="17"/>
         <w:rtl/>
       </w:rPr>
-      <w:t xml:space="preserve">  |  </w:t>
+      <w:t xml:space="preserve">  |</w:t>
+    </w:r>
+    <w:proofErr w:type="gramEnd"/>
+    <w:r>
+      <w:rPr>
+        <w:color w:val="707070"/>
+        <w:sz w:val="17"/>
+        <w:rtl/>
+      </w:rPr>
+      <w:t xml:space="preserve">  </w:t>
     </w:r>
     <w:r>
       <w:rPr>
@@ -4363,12 +4618,21 @@
       </w:rPr>
       <w:fldChar w:fldCharType="end"/>
     </w:r>
+    <w:proofErr w:type="spellStart"/>
     <w:r>
       <w:rPr>
         <w:color w:val="707070"/>
         <w:sz w:val="17"/>
       </w:rPr>
-      <w:t>Munazzim AI Time Manager: TRL 6 Assessment</w:t>
+      <w:t>Munazzim</w:t>
+    </w:r>
+    <w:proofErr w:type="spellEnd"/>
+    <w:r>
+      <w:rPr>
+        <w:color w:val="707070"/>
+        <w:sz w:val="17"/>
+      </w:rPr>
+      <w:t xml:space="preserve"> AI Time Manager: TRL 6 Assessment</w:t>
     </w:r>
   </w:p>
 </w:hdr>
